--- a/readme.docx
+++ b/readme.docx
@@ -18,19 +18,39 @@
     </w:p>
     <w:p>
       <w:pPr>
-        <w:rPr>
-          <w:rFonts w:hint="default"/>
-        </w:rPr>
-      </w:pPr>
-      <w:r>
-        <w:rPr>
-          <w:rFonts w:hint="default"/>
-          <w:lang w:val="en-US" w:eastAsia="zh-CN"/>
-        </w:rPr>
-        <w:t>本仓库对应论文 **Hybrid Constrained Least-Squares Progressive Iterative Approximation (H-CLSPIA)** 的 MATLAB 实现，主要用于 **B-spline 曲线/曲面约束拟合** 中 LSPIA、CLSPIA 及其高阶加速变体（H-CLSPIA）的实验复现与对比。</w:t>
-      </w:r>
-    </w:p>
-    <w:p/>
+        <w:rPr/>
+      </w:pPr>
+      <w:r>
+        <w:rPr>
+          <w:rFonts w:hint="default"/>
+          <w:lang w:val="en-US" w:eastAsia="zh-CN"/>
+        </w:rPr>
+        <w:t>本仓库对应论文High-Order Accelerated Constrained Progressive-Iterative Approximation for Geometric Fitting in CAD/CAM</w:t>
+      </w:r>
+      <w:r>
+        <w:rPr>
+          <w:rFonts w:hint="eastAsia"/>
+          <w:lang w:val="en-US" w:eastAsia="zh-CN"/>
+        </w:rPr>
+        <w:t xml:space="preserve"> </w:t>
+      </w:r>
+      <w:r>
+        <w:rPr>
+          <w:rFonts w:hint="default"/>
+          <w:lang w:val="en-US" w:eastAsia="zh-CN"/>
+        </w:rPr>
+        <w:t>(H-CLSPIA)的MATLAB</w:t>
+      </w:r>
+      <w:bookmarkStart w:id="0" w:name="_GoBack"/>
+      <w:bookmarkEnd w:id="0"/>
+      <w:r>
+        <w:rPr>
+          <w:rFonts w:hint="default"/>
+          <w:lang w:val="en-US" w:eastAsia="zh-CN"/>
+        </w:rPr>
+        <w:t>实现，主要用于B-spline 曲线/曲面约束拟合中 LSPIA、CLSPIA 及其高阶加速变体（H-CLSPIA）的实验复现与对比。</w:t>
+      </w:r>
+    </w:p>
     <w:p/>
     <w:p>
       <w:pPr>
@@ -626,7 +646,6 @@
           <w:kern w:val="0"/>
           <w:sz w:val="20"/>
           <w:szCs w:val="20"/>
-          <w:bdr w:val="none" w:color="auto" w:sz="0" w:space="0"/>
           <w:lang w:val="en-US" w:eastAsia="zh-CN" w:bidi="ar"/>
         </w:rPr>
         <w:t>D:\matlab数据\</w:t>
@@ -908,8 +927,6 @@
         </w:rPr>
         <w:t>## 代码说明（简要）</w:t>
       </w:r>
-      <w:bookmarkStart w:id="0" w:name="_GoBack"/>
-      <w:bookmarkEnd w:id="0"/>
     </w:p>
     <w:p>
       <w:pPr>
